--- a/инструкция.docx
+++ b/инструкция.docx
@@ -1,6 +1,6 @@
 
 <file path=word/document.xml><?xml version="1.0" encoding="utf-8"?>
-<w:document xmlns:wpc="http://schemas.microsoft.com/office/word/2010/wordprocessingCanvas" xmlns:cx="http://schemas.microsoft.com/office/drawing/2014/chartex" xmlns:cx1="http://schemas.microsoft.com/office/drawing/2015/9/8/chartex" xmlns:cx2="http://schemas.microsoft.com/office/drawing/2015/10/21/chartex" xmlns:cx3="http://schemas.microsoft.com/office/drawing/2016/5/9/chartex" xmlns:cx4="http://schemas.microsoft.com/office/drawing/2016/5/10/chartex" xmlns:cx5="http://schemas.microsoft.com/office/drawing/2016/5/11/chartex" xmlns:cx6="http://schemas.microsoft.com/office/drawing/2016/5/12/chartex" xmlns:cx7="http://schemas.microsoft.com/office/drawing/2016/5/13/chartex" xmlns:cx8="http://schemas.microsoft.com/office/drawing/2016/5/14/chartex" xmlns:mc="http://schemas.openxmlformats.org/markup-compatibility/2006" xmlns:aink="http://schemas.microsoft.com/office/drawing/2016/ink" xmlns:am3d="http://schemas.microsoft.com/office/drawing/2017/model3d" xmlns:o="urn:schemas-microsoft-com:office:office" xmlns:r="http://schemas.openxmlformats.org/officeDocument/2006/relationships" xmlns:m="http://schemas.openxmlformats.org/officeDocument/2006/math" xmlns:v="urn:schemas-microsoft-com:vml" xmlns:wp14="http://schemas.microsoft.com/office/word/2010/wordprocessingDrawing" xmlns:wp="http://schemas.openxmlformats.org/drawingml/2006/wordprocessingDrawing" xmlns:w10="urn:schemas-microsoft-com:office:word" xmlns:w="http://schemas.openxmlformats.org/wordprocessingml/2006/main" xmlns:w14="http://schemas.microsoft.com/office/word/2010/wordml" xmlns:w15="http://schemas.microsoft.com/office/word/2012/wordml" xmlns:w16cex="http://schemas.microsoft.com/office/word/2018/wordml/cex" xmlns:w16cid="http://schemas.microsoft.com/office/word/2016/wordml/cid" xmlns:w16="http://schemas.microsoft.com/office/word/2018/wordml" xmlns:w16sdtdh="http://schemas.microsoft.com/office/word/2020/wordml/sdtdatahash" xmlns:w16se="http://schemas.microsoft.com/office/word/2015/wordml/symex" xmlns:wpg="http://schemas.microsoft.com/office/word/2010/wordprocessingGroup" xmlns:wpi="http://schemas.microsoft.com/office/word/2010/wordprocessingInk" xmlns:wne="http://schemas.microsoft.com/office/word/2006/wordml" xmlns:wps="http://schemas.microsoft.com/office/word/2010/wordprocessingShape" mc:Ignorable="w14 w15 w16se w16cid w16 w16cex w16sdtdh wp14">
+<w:document xmlns:wpc="http://schemas.microsoft.com/office/word/2010/wordprocessingCanvas" xmlns:cx="http://schemas.microsoft.com/office/drawing/2014/chartex" xmlns:cx1="http://schemas.microsoft.com/office/drawing/2015/9/8/chartex" xmlns:cx2="http://schemas.microsoft.com/office/drawing/2015/10/21/chartex" xmlns:cx3="http://schemas.microsoft.com/office/drawing/2016/5/9/chartex" xmlns:cx4="http://schemas.microsoft.com/office/drawing/2016/5/10/chartex" xmlns:cx5="http://schemas.microsoft.com/office/drawing/2016/5/11/chartex" xmlns:cx6="http://schemas.microsoft.com/office/drawing/2016/5/12/chartex" xmlns:cx7="http://schemas.microsoft.com/office/drawing/2016/5/13/chartex" xmlns:cx8="http://schemas.microsoft.com/office/drawing/2016/5/14/chartex" xmlns:mc="http://schemas.openxmlformats.org/markup-compatibility/2006" xmlns:aink="http://schemas.microsoft.com/office/drawing/2016/ink" xmlns:am3d="http://schemas.microsoft.com/office/drawing/2017/model3d" xmlns:o="urn:schemas-microsoft-com:office:office" xmlns:oel="http://schemas.microsoft.com/office/2019/extlst" xmlns:r="http://schemas.openxmlformats.org/officeDocument/2006/relationships" xmlns:m="http://schemas.openxmlformats.org/officeDocument/2006/math" xmlns:v="urn:schemas-microsoft-com:vml" xmlns:wp14="http://schemas.microsoft.com/office/word/2010/wordprocessingDrawing" xmlns:wp="http://schemas.openxmlformats.org/drawingml/2006/wordprocessingDrawing" xmlns:w10="urn:schemas-microsoft-com:office:word" xmlns:w="http://schemas.openxmlformats.org/wordprocessingml/2006/main" xmlns:w14="http://schemas.microsoft.com/office/word/2010/wordml" xmlns:w15="http://schemas.microsoft.com/office/word/2012/wordml" xmlns:w16cex="http://schemas.microsoft.com/office/word/2018/wordml/cex" xmlns:w16cid="http://schemas.microsoft.com/office/word/2016/wordml/cid" xmlns:w16="http://schemas.microsoft.com/office/word/2018/wordml" xmlns:w16sdtdh="http://schemas.microsoft.com/office/word/2020/wordml/sdtdatahash" xmlns:w16se="http://schemas.microsoft.com/office/word/2015/wordml/symex" xmlns:wpg="http://schemas.microsoft.com/office/word/2010/wordprocessingGroup" xmlns:wpi="http://schemas.microsoft.com/office/word/2010/wordprocessingInk" xmlns:wne="http://schemas.microsoft.com/office/word/2006/wordml" xmlns:wps="http://schemas.microsoft.com/office/word/2010/wordprocessingShape" mc:Ignorable="w14 w15 w16se w16cid w16 w16cex w16sdtdh wp14">
   <w:body>
     <w:p>
       <w:r>
@@ -46,18 +46,38 @@
           <w:color w:val="3B3B3B"/>
           <w:sz w:val="21"/>
           <w:szCs w:val="21"/>
+          <w:lang w:eastAsia="ru-RU"/>
+        </w:rPr>
+      </w:pPr>
+      <w:r>
+        <w:rPr>
+          <w:rFonts w:ascii="Consolas" w:eastAsia="Times New Roman" w:hAnsi="Consolas" w:cs="Times New Roman"/>
+          <w:color w:val="3B3B3B"/>
+          <w:sz w:val="21"/>
+          <w:szCs w:val="21"/>
+          <w:lang w:eastAsia="ru-RU"/>
+        </w:rPr>
+        <w:t>[</w:t>
+      </w:r>
+      <w:r>
+        <w:rPr>
+          <w:rFonts w:ascii="Consolas" w:eastAsia="Times New Roman" w:hAnsi="Consolas" w:cs="Times New Roman"/>
+          <w:color w:val="3B3B3B"/>
+          <w:sz w:val="21"/>
+          <w:szCs w:val="21"/>
           <w:lang w:val="en-US" w:eastAsia="ru-RU"/>
         </w:rPr>
-      </w:pPr>
-      <w:r>
-        <w:rPr>
-          <w:rFonts w:ascii="Consolas" w:eastAsia="Times New Roman" w:hAnsi="Consolas" w:cs="Times New Roman"/>
-          <w:color w:val="3B3B3B"/>
-          <w:sz w:val="21"/>
-          <w:szCs w:val="21"/>
-          <w:lang w:val="en-US" w:eastAsia="ru-RU"/>
-        </w:rPr>
-        <w:t>[mails]</w:t>
+        <w:t>mails</w:t>
+      </w:r>
+      <w:r>
+        <w:rPr>
+          <w:rFonts w:ascii="Consolas" w:eastAsia="Times New Roman" w:hAnsi="Consolas" w:cs="Times New Roman"/>
+          <w:color w:val="3B3B3B"/>
+          <w:sz w:val="21"/>
+          <w:szCs w:val="21"/>
+          <w:lang w:eastAsia="ru-RU"/>
+        </w:rPr>
+        <w:t>]</w:t>
       </w:r>
     </w:p>
     <w:p>
@@ -110,17 +130,7 @@
           <w:szCs w:val="21"/>
           <w:lang w:eastAsia="ru-RU"/>
         </w:rPr>
-        <w:t xml:space="preserve"> = 25</w:t>
-      </w:r>
-      <w:r>
-        <w:rPr>
-          <w:rFonts w:ascii="Consolas" w:eastAsia="Times New Roman" w:hAnsi="Consolas" w:cs="Times New Roman"/>
-          <w:color w:val="3B3B3B"/>
-          <w:sz w:val="21"/>
-          <w:szCs w:val="21"/>
-          <w:lang w:eastAsia="ru-RU"/>
-        </w:rPr>
-        <w:t xml:space="preserve"> # </w:t>
+        <w:t xml:space="preserve"> = 25 # </w:t>
       </w:r>
       <w:r>
         <w:rPr>
@@ -142,38 +152,48 @@
           <w:color w:val="3B3B3B"/>
           <w:sz w:val="21"/>
           <w:szCs w:val="21"/>
+          <w:lang w:eastAsia="ru-RU"/>
+        </w:rPr>
+      </w:pPr>
+      <w:r>
+        <w:rPr>
+          <w:rFonts w:ascii="Consolas" w:eastAsia="Times New Roman" w:hAnsi="Consolas" w:cs="Times New Roman"/>
+          <w:color w:val="0000FF"/>
+          <w:sz w:val="21"/>
+          <w:szCs w:val="21"/>
           <w:lang w:val="en-US" w:eastAsia="ru-RU"/>
         </w:rPr>
-      </w:pPr>
+        <w:t>END</w:t>
+      </w:r>
       <w:r>
         <w:rPr>
           <w:rFonts w:ascii="Consolas" w:eastAsia="Times New Roman" w:hAnsi="Consolas" w:cs="Times New Roman"/>
           <w:color w:val="0000FF"/>
           <w:sz w:val="21"/>
           <w:szCs w:val="21"/>
+          <w:lang w:eastAsia="ru-RU"/>
+        </w:rPr>
+        <w:t>_</w:t>
+      </w:r>
+      <w:r>
+        <w:rPr>
+          <w:rFonts w:ascii="Consolas" w:eastAsia="Times New Roman" w:hAnsi="Consolas" w:cs="Times New Roman"/>
+          <w:color w:val="0000FF"/>
+          <w:sz w:val="21"/>
+          <w:szCs w:val="21"/>
           <w:lang w:val="en-US" w:eastAsia="ru-RU"/>
         </w:rPr>
-        <w:t>END_LOCK</w:t>
-      </w:r>
-      <w:r>
-        <w:rPr>
-          <w:rFonts w:ascii="Consolas" w:eastAsia="Times New Roman" w:hAnsi="Consolas" w:cs="Times New Roman"/>
-          <w:color w:val="3B3B3B"/>
-          <w:sz w:val="21"/>
-          <w:szCs w:val="21"/>
-          <w:lang w:val="en-US" w:eastAsia="ru-RU"/>
-        </w:rPr>
-        <w:t xml:space="preserve"> = 5</w:t>
-      </w:r>
-      <w:r>
-        <w:rPr>
-          <w:rFonts w:ascii="Consolas" w:eastAsia="Times New Roman" w:hAnsi="Consolas" w:cs="Times New Roman"/>
-          <w:color w:val="3B3B3B"/>
-          <w:sz w:val="21"/>
-          <w:szCs w:val="21"/>
-          <w:lang w:val="en-US" w:eastAsia="ru-RU"/>
-        </w:rPr>
-        <w:t xml:space="preserve"> # </w:t>
+        <w:t>LOCK</w:t>
+      </w:r>
+      <w:r>
+        <w:rPr>
+          <w:rFonts w:ascii="Consolas" w:eastAsia="Times New Roman" w:hAnsi="Consolas" w:cs="Times New Roman"/>
+          <w:color w:val="3B3B3B"/>
+          <w:sz w:val="21"/>
+          <w:szCs w:val="21"/>
+          <w:lang w:eastAsia="ru-RU"/>
+        </w:rPr>
+        <w:t xml:space="preserve"> = 5 # </w:t>
       </w:r>
       <w:r>
         <w:rPr>
@@ -191,7 +211,7 @@
           <w:color w:val="3B3B3B"/>
           <w:sz w:val="21"/>
           <w:szCs w:val="21"/>
-          <w:lang w:val="en-US" w:eastAsia="ru-RU"/>
+          <w:lang w:eastAsia="ru-RU"/>
         </w:rPr>
         <w:t xml:space="preserve"> </w:t>
       </w:r>
@@ -211,7 +231,7 @@
           <w:color w:val="3B3B3B"/>
           <w:sz w:val="21"/>
           <w:szCs w:val="21"/>
-          <w:lang w:val="en-US" w:eastAsia="ru-RU"/>
+          <w:lang w:eastAsia="ru-RU"/>
         </w:rPr>
         <w:t xml:space="preserve"> </w:t>
       </w:r>
@@ -276,17 +296,7 @@
           <w:szCs w:val="21"/>
           <w:lang w:eastAsia="ru-RU"/>
         </w:rPr>
-        <w:t xml:space="preserve"> = -3, -1</w:t>
-      </w:r>
-      <w:r>
-        <w:rPr>
-          <w:rFonts w:ascii="Consolas" w:eastAsia="Times New Roman" w:hAnsi="Consolas" w:cs="Times New Roman"/>
-          <w:color w:val="3B3B3B"/>
-          <w:sz w:val="21"/>
-          <w:szCs w:val="21"/>
-          <w:lang w:eastAsia="ru-RU"/>
-        </w:rPr>
-        <w:t xml:space="preserve"> # </w:t>
+        <w:t xml:space="preserve"> = -3, -1 # </w:t>
       </w:r>
       <w:r>
         <w:rPr>
@@ -419,17 +429,7 @@
           <w:szCs w:val="21"/>
           <w:lang w:eastAsia="ru-RU"/>
         </w:rPr>
-        <w:t xml:space="preserve">напоминания о </w:t>
-      </w:r>
-      <w:r>
-        <w:rPr>
-          <w:rFonts w:ascii="Consolas" w:eastAsia="Times New Roman" w:hAnsi="Consolas" w:cs="Times New Roman"/>
-          <w:color w:val="3B3B3B"/>
-          <w:sz w:val="21"/>
-          <w:szCs w:val="21"/>
-          <w:lang w:eastAsia="ru-RU"/>
-        </w:rPr>
-        <w:t>завершении (в днях)</w:t>
+        <w:t>напоминания о завершении (в днях)</w:t>
       </w:r>
     </w:p>
     <w:p>
@@ -441,38 +441,229 @@
           <w:color w:val="3B3B3B"/>
           <w:sz w:val="21"/>
           <w:szCs w:val="21"/>
-          <w:lang w:eastAsia="ru-RU"/>
-        </w:rPr>
-      </w:pPr>
-      <w:r>
-        <w:rPr>
-          <w:rFonts w:ascii="Consolas" w:eastAsia="Times New Roman" w:hAnsi="Consolas" w:cs="Times New Roman"/>
-          <w:color w:val="3B3B3B"/>
-          <w:sz w:val="21"/>
-          <w:szCs w:val="21"/>
           <w:lang w:val="en-US" w:eastAsia="ru-RU"/>
         </w:rPr>
+      </w:pPr>
+    </w:p>
+    <w:p>
+      <w:pPr>
+        <w:shd w:val="clear" w:color="auto" w:fill="FFFFFF"/>
+        <w:spacing w:after="0" w:line="285" w:lineRule="atLeast"/>
+        <w:rPr>
+          <w:rFonts w:ascii="Consolas" w:eastAsia="Times New Roman" w:hAnsi="Consolas" w:cs="Times New Roman"/>
+          <w:color w:val="3B3B3B"/>
+          <w:sz w:val="21"/>
+          <w:szCs w:val="21"/>
+          <w:lang w:val="en-US" w:eastAsia="ru-RU"/>
+        </w:rPr>
+      </w:pPr>
+      <w:r>
+        <w:rPr>
+          <w:rFonts w:ascii="Consolas" w:eastAsia="Times New Roman" w:hAnsi="Consolas" w:cs="Times New Roman"/>
+          <w:color w:val="3B3B3B"/>
+          <w:sz w:val="21"/>
+          <w:szCs w:val="21"/>
+          <w:lang w:val="en-US" w:eastAsia="ru-RU"/>
+        </w:rPr>
+        <w:t>[files]</w:t>
+      </w:r>
+    </w:p>
+    <w:p>
+      <w:pPr>
+        <w:shd w:val="clear" w:color="auto" w:fill="FFFFFF"/>
+        <w:spacing w:after="0" w:line="285" w:lineRule="atLeast"/>
+        <w:rPr>
+          <w:rFonts w:ascii="Consolas" w:eastAsia="Times New Roman" w:hAnsi="Consolas" w:cs="Times New Roman"/>
+          <w:color w:val="3B3B3B"/>
+          <w:sz w:val="21"/>
+          <w:szCs w:val="21"/>
+          <w:lang w:eastAsia="ru-RU"/>
+        </w:rPr>
+      </w:pPr>
+      <w:r>
+        <w:rPr>
+          <w:rFonts w:ascii="Consolas" w:eastAsia="Times New Roman" w:hAnsi="Consolas" w:cs="Times New Roman"/>
+          <w:color w:val="0000FF"/>
+          <w:sz w:val="21"/>
+          <w:szCs w:val="21"/>
+          <w:lang w:val="en-US" w:eastAsia="ru-RU"/>
+        </w:rPr>
+        <w:t>TRIPS</w:t>
+      </w:r>
+      <w:r>
+        <w:rPr>
+          <w:rFonts w:ascii="Consolas" w:eastAsia="Times New Roman" w:hAnsi="Consolas" w:cs="Times New Roman"/>
+          <w:color w:val="0000FF"/>
+          <w:sz w:val="21"/>
+          <w:szCs w:val="21"/>
+          <w:lang w:eastAsia="ru-RU"/>
+        </w:rPr>
+        <w:t>_</w:t>
+      </w:r>
+      <w:r>
+        <w:rPr>
+          <w:rFonts w:ascii="Consolas" w:eastAsia="Times New Roman" w:hAnsi="Consolas" w:cs="Times New Roman"/>
+          <w:color w:val="0000FF"/>
+          <w:sz w:val="21"/>
+          <w:szCs w:val="21"/>
+          <w:lang w:val="en-US" w:eastAsia="ru-RU"/>
+        </w:rPr>
+        <w:t>BASE</w:t>
+      </w:r>
+      <w:r>
+        <w:rPr>
+          <w:rFonts w:ascii="Consolas" w:eastAsia="Times New Roman" w:hAnsi="Consolas" w:cs="Times New Roman"/>
+          <w:color w:val="0000FF"/>
+          <w:sz w:val="21"/>
+          <w:szCs w:val="21"/>
+          <w:lang w:eastAsia="ru-RU"/>
+        </w:rPr>
+        <w:t>_</w:t>
+      </w:r>
+      <w:r>
+        <w:rPr>
+          <w:rFonts w:ascii="Consolas" w:eastAsia="Times New Roman" w:hAnsi="Consolas" w:cs="Times New Roman"/>
+          <w:color w:val="0000FF"/>
+          <w:sz w:val="21"/>
+          <w:szCs w:val="21"/>
+          <w:lang w:val="en-US" w:eastAsia="ru-RU"/>
+        </w:rPr>
+        <w:t>PATH</w:t>
+      </w:r>
+      <w:r>
+        <w:rPr>
+          <w:rFonts w:ascii="Consolas" w:eastAsia="Times New Roman" w:hAnsi="Consolas" w:cs="Times New Roman"/>
+          <w:color w:val="3B3B3B"/>
+          <w:sz w:val="21"/>
+          <w:szCs w:val="21"/>
+          <w:lang w:eastAsia="ru-RU"/>
+        </w:rPr>
+        <w:t xml:space="preserve"> = </w:t>
+      </w:r>
+      <w:r>
+        <w:rPr>
+          <w:rFonts w:ascii="Consolas" w:eastAsia="Times New Roman" w:hAnsi="Consolas" w:cs="Times New Roman"/>
+          <w:color w:val="3B3B3B"/>
+          <w:sz w:val="21"/>
+          <w:szCs w:val="21"/>
+          <w:lang w:eastAsia="ru-RU"/>
+        </w:rPr>
+        <w:t>«</w:t>
+      </w:r>
+      <w:r>
+        <w:rPr>
+          <w:rFonts w:ascii="Consolas" w:eastAsia="Times New Roman" w:hAnsi="Consolas" w:cs="Times New Roman"/>
+          <w:color w:val="3B3B3B"/>
+          <w:sz w:val="21"/>
+          <w:szCs w:val="21"/>
+          <w:lang w:eastAsia="ru-RU"/>
+        </w:rPr>
+        <w:t>путь</w:t>
+      </w:r>
+      <w:r>
+        <w:rPr>
+          <w:rFonts w:ascii="Consolas" w:eastAsia="Times New Roman" w:hAnsi="Consolas" w:cs="Times New Roman"/>
+          <w:color w:val="3B3B3B"/>
+          <w:sz w:val="21"/>
+          <w:szCs w:val="21"/>
+          <w:lang w:eastAsia="ru-RU"/>
+        </w:rPr>
+        <w:t xml:space="preserve"> </w:t>
+      </w:r>
+      <w:r>
+        <w:rPr>
+          <w:rFonts w:ascii="Consolas" w:eastAsia="Times New Roman" w:hAnsi="Consolas" w:cs="Times New Roman"/>
+          <w:color w:val="3B3B3B"/>
+          <w:sz w:val="21"/>
+          <w:szCs w:val="21"/>
+          <w:lang w:eastAsia="ru-RU"/>
+        </w:rPr>
+        <w:t>по</w:t>
+      </w:r>
+      <w:r>
+        <w:rPr>
+          <w:rFonts w:ascii="Consolas" w:eastAsia="Times New Roman" w:hAnsi="Consolas" w:cs="Times New Roman"/>
+          <w:color w:val="3B3B3B"/>
+          <w:sz w:val="21"/>
+          <w:szCs w:val="21"/>
+          <w:lang w:eastAsia="ru-RU"/>
+        </w:rPr>
+        <w:t xml:space="preserve"> </w:t>
+      </w:r>
+      <w:r>
+        <w:rPr>
+          <w:rFonts w:ascii="Consolas" w:eastAsia="Times New Roman" w:hAnsi="Consolas" w:cs="Times New Roman"/>
+          <w:color w:val="3B3B3B"/>
+          <w:sz w:val="21"/>
+          <w:szCs w:val="21"/>
+          <w:lang w:eastAsia="ru-RU"/>
+        </w:rPr>
+        <w:t>которому будут создаваться каталоги для командировок»</w:t>
+      </w:r>
+    </w:p>
+    <w:p>
+      <w:pPr>
+        <w:shd w:val="clear" w:color="auto" w:fill="FFFFFF"/>
+        <w:spacing w:after="0" w:line="285" w:lineRule="atLeast"/>
+        <w:rPr>
+          <w:rFonts w:ascii="Consolas" w:eastAsia="Times New Roman" w:hAnsi="Consolas" w:cs="Times New Roman"/>
+          <w:color w:val="3B3B3B"/>
+          <w:sz w:val="21"/>
+          <w:szCs w:val="21"/>
+          <w:lang w:eastAsia="ru-RU"/>
+        </w:rPr>
+      </w:pPr>
+    </w:p>
+    <w:p>
+      <w:pPr>
+        <w:shd w:val="clear" w:color="auto" w:fill="FFFFFF"/>
+        <w:spacing w:after="0" w:line="285" w:lineRule="atLeast"/>
+        <w:rPr>
+          <w:rFonts w:ascii="Consolas" w:eastAsia="Times New Roman" w:hAnsi="Consolas" w:cs="Times New Roman"/>
+          <w:color w:val="3B3B3B"/>
+          <w:sz w:val="21"/>
+          <w:szCs w:val="21"/>
+          <w:lang w:eastAsia="ru-RU"/>
+        </w:rPr>
+      </w:pPr>
+    </w:p>
+    <w:p>
+      <w:pPr>
+        <w:shd w:val="clear" w:color="auto" w:fill="FFFFFF"/>
+        <w:spacing w:after="0" w:line="285" w:lineRule="atLeast"/>
+        <w:rPr>
+          <w:rFonts w:ascii="Consolas" w:eastAsia="Times New Roman" w:hAnsi="Consolas" w:cs="Times New Roman"/>
+          <w:b/>
+          <w:bCs/>
+          <w:color w:val="3B3B3B"/>
+          <w:sz w:val="21"/>
+          <w:szCs w:val="21"/>
+          <w:lang w:eastAsia="ru-RU"/>
+        </w:rPr>
+      </w:pPr>
+      <w:r>
+        <w:rPr>
+          <w:rFonts w:ascii="Consolas" w:eastAsia="Times New Roman" w:hAnsi="Consolas" w:cs="Times New Roman"/>
+          <w:b/>
+          <w:bCs/>
+          <w:color w:val="3B3B3B"/>
+          <w:sz w:val="21"/>
+          <w:szCs w:val="21"/>
+          <w:lang w:val="en-US" w:eastAsia="ru-RU"/>
+        </w:rPr>
         <w:t>Outlook</w:t>
       </w:r>
       <w:r>
         <w:rPr>
           <w:rFonts w:ascii="Consolas" w:eastAsia="Times New Roman" w:hAnsi="Consolas" w:cs="Times New Roman"/>
-          <w:color w:val="3B3B3B"/>
-          <w:sz w:val="21"/>
-          <w:szCs w:val="21"/>
-          <w:lang w:eastAsia="ru-RU"/>
-        </w:rPr>
-        <w:t xml:space="preserve"> </w:t>
-      </w:r>
-      <w:r>
-        <w:rPr>
-          <w:rFonts w:ascii="Consolas" w:eastAsia="Times New Roman" w:hAnsi="Consolas" w:cs="Times New Roman"/>
-          <w:color w:val="3B3B3B"/>
-          <w:sz w:val="21"/>
-          <w:szCs w:val="21"/>
-          <w:lang w:eastAsia="ru-RU"/>
-        </w:rPr>
-        <w:t>на клиенте не нужен!</w:t>
+          <w:b/>
+          <w:bCs/>
+          <w:color w:val="3B3B3B"/>
+          <w:sz w:val="21"/>
+          <w:szCs w:val="21"/>
+          <w:lang w:eastAsia="ru-RU"/>
+        </w:rPr>
+        <w:t xml:space="preserve"> на клиенте не нужен!</w:t>
       </w:r>
     </w:p>
     <w:p>
@@ -625,10 +816,12 @@
     <w:p>
       <w:pPr>
         <w:pStyle w:val="a3"/>
+        <w:keepNext/>
         <w:numPr>
           <w:ilvl w:val="0"/>
           <w:numId w:val="1"/>
         </w:numPr>
+        <w:ind w:left="714" w:hanging="357"/>
       </w:pPr>
       <w:r>
         <w:t>Два раза кликаем по нему и в поле «значение» вбиваем нечто вроде:</w:t>
@@ -645,106 +838,76 @@
         <w:rPr>
           <w:lang w:val="en-US"/>
         </w:rPr>
-        <w:t>«C:\Users\user\AppData\Local\Programs\Python\Python310\</w:t>
-      </w:r>
-      <w:r>
-        <w:rPr>
-          <w:highlight w:val="green"/>
+        <w:t>«</w:t>
+      </w:r>
+      <w:r>
+        <w:rPr>
           <w:lang w:val="en-US"/>
         </w:rPr>
-        <w:t>pythonw</w:t>
+        <w:t>C:\Users\user\temp\mails\mails.exe</w:t>
       </w:r>
       <w:r>
         <w:rPr>
           <w:lang w:val="en-US"/>
         </w:rPr>
-        <w:t>.exe C:\Users\user\temp\mails\</w:t>
+        <w:t>»*</w:t>
+      </w:r>
+    </w:p>
+    <w:p>
+      <w:pPr>
+        <w:ind w:left="360"/>
+      </w:pPr>
+      <w:r>
+        <w:lastRenderedPageBreak/>
+        <w:t xml:space="preserve">Можно ребутнуться и проверить что в </w:t>
+      </w:r>
+      <w:r>
+        <w:t>диспетчере задач</w:t>
+      </w:r>
+      <w:r>
+        <w:t xml:space="preserve"> висит процесс</w:t>
+      </w:r>
+      <w:r>
+        <w:t xml:space="preserve"> «</w:t>
       </w:r>
       <w:r>
         <w:rPr>
           <w:lang w:val="en-US"/>
         </w:rPr>
-        <w:t>run</w:t>
+        <w:t>mails</w:t>
+      </w:r>
+      <w:r>
+        <w:t>.</w:t>
       </w:r>
       <w:r>
         <w:rPr>
           <w:lang w:val="en-US"/>
         </w:rPr>
-        <w:t>.pyw»*</w:t>
+        <w:t>exe</w:t>
+      </w:r>
+      <w:r>
+        <w:t>»</w:t>
+      </w:r>
+      <w:r>
+        <w:t>:</w:t>
       </w:r>
     </w:p>
     <w:p>
       <w:pPr>
         <w:ind w:left="360"/>
-      </w:pPr>
-      <w:r>
-        <w:t xml:space="preserve">*Первая часть – путь до интерпретатора питона, только обязательно </w:t>
-      </w:r>
-      <w:r>
         <w:rPr>
           <w:lang w:val="en-US"/>
         </w:rPr>
-        <w:t>python</w:t>
-      </w:r>
-      <w:r>
-        <w:rPr>
-          <w:highlight w:val="green"/>
+      </w:pPr>
+      <w:r>
+        <w:rPr>
           <w:lang w:val="en-US"/>
         </w:rPr>
-        <w:t>W</w:t>
-      </w:r>
-      <w:r>
-        <w:t>.</w:t>
-      </w:r>
-      <w:r>
-        <w:rPr>
-          <w:lang w:val="en-US"/>
-        </w:rPr>
-        <w:t>exe</w:t>
-      </w:r>
-      <w:r>
-        <w:t xml:space="preserve">, </w:t>
-      </w:r>
-      <w:r>
-        <w:t xml:space="preserve">а через пробел – путь до скрипта, расширение должно быть обязательно </w:t>
-      </w:r>
-      <w:r>
-        <w:rPr>
-          <w:highlight w:val="green"/>
-          <w:lang w:val="en-US"/>
-        </w:rPr>
-        <w:t>pyw</w:t>
-      </w:r>
-      <w:r>
-        <w:t>.</w:t>
-      </w:r>
-    </w:p>
-    <w:p>
-      <w:pPr>
-        <w:ind w:left="360"/>
-      </w:pPr>
-      <w:r>
-        <w:t>Можно ребутнуться и проверить что в процессах висит процесс:</w:t>
-      </w:r>
-    </w:p>
-    <w:p>
-      <w:pPr>
-        <w:ind w:left="360"/>
-        <w:rPr>
-          <w:lang w:val="en-US"/>
-        </w:rPr>
-      </w:pPr>
-      <w:r>
-        <w:rPr>
-          <w:noProof/>
-          <w:lang w:eastAsia="ru-RU"/>
-        </w:rPr>
-        <w:lastRenderedPageBreak/>
         <w:drawing>
-          <wp:inline distT="0" distB="0" distL="0" distR="0" wp14:anchorId="609E6004" wp14:editId="36D6734A">
-            <wp:extent cx="5940425" cy="4701540"/>
-            <wp:effectExtent l="0" t="0" r="3175" b="3810"/>
-            <wp:docPr id="2" name="Рисунок 2"/>
+          <wp:inline distT="0" distB="0" distL="0" distR="0" wp14:anchorId="6729F0BD" wp14:editId="7A35E350">
+            <wp:extent cx="5940425" cy="845185"/>
+            <wp:effectExtent l="0" t="0" r="3175" b="0"/>
+            <wp:docPr id="3" name="Рисунок 3"/>
             <wp:cNvGraphicFramePr>
               <a:graphicFrameLocks xmlns:a="http://schemas.openxmlformats.org/drawingml/2006/main" noChangeAspect="1"/>
             </wp:cNvGraphicFramePr>
@@ -764,7 +927,7 @@
                   <pic:spPr>
                     <a:xfrm>
                       <a:off x="0" y="0"/>
-                      <a:ext cx="5940425" cy="4701540"/>
+                      <a:ext cx="5940425" cy="845185"/>
                     </a:xfrm>
                     <a:prstGeom prst="rect">
                       <a:avLst/>
@@ -793,7 +956,7 @@
 </file>
 
 <file path=word/numbering.xml><?xml version="1.0" encoding="utf-8"?>
-<w:numbering xmlns:wpc="http://schemas.microsoft.com/office/word/2010/wordprocessingCanvas" xmlns:cx="http://schemas.microsoft.com/office/drawing/2014/chartex" xmlns:cx1="http://schemas.microsoft.com/office/drawing/2015/9/8/chartex" xmlns:cx2="http://schemas.microsoft.com/office/drawing/2015/10/21/chartex" xmlns:cx3="http://schemas.microsoft.com/office/drawing/2016/5/9/chartex" xmlns:cx4="http://schemas.microsoft.com/office/drawing/2016/5/10/chartex" xmlns:cx5="http://schemas.microsoft.com/office/drawing/2016/5/11/chartex" xmlns:cx6="http://schemas.microsoft.com/office/drawing/2016/5/12/chartex" xmlns:cx7="http://schemas.microsoft.com/office/drawing/2016/5/13/chartex" xmlns:cx8="http://schemas.microsoft.com/office/drawing/2016/5/14/chartex" xmlns:mc="http://schemas.openxmlformats.org/markup-compatibility/2006" xmlns:aink="http://schemas.microsoft.com/office/drawing/2016/ink" xmlns:am3d="http://schemas.microsoft.com/office/drawing/2017/model3d" xmlns:o="urn:schemas-microsoft-com:office:office" xmlns:r="http://schemas.openxmlformats.org/officeDocument/2006/relationships" xmlns:m="http://schemas.openxmlformats.org/officeDocument/2006/math" xmlns:v="urn:schemas-microsoft-com:vml" xmlns:wp14="http://schemas.microsoft.com/office/word/2010/wordprocessingDrawing" xmlns:wp="http://schemas.openxmlformats.org/drawingml/2006/wordprocessingDrawing" xmlns:w10="urn:schemas-microsoft-com:office:word" xmlns:w="http://schemas.openxmlformats.org/wordprocessingml/2006/main" xmlns:w14="http://schemas.microsoft.com/office/word/2010/wordml" xmlns:w15="http://schemas.microsoft.com/office/word/2012/wordml" xmlns:w16cex="http://schemas.microsoft.com/office/word/2018/wordml/cex" xmlns:w16cid="http://schemas.microsoft.com/office/word/2016/wordml/cid" xmlns:w16="http://schemas.microsoft.com/office/word/2018/wordml" xmlns:w16sdtdh="http://schemas.microsoft.com/office/word/2020/wordml/sdtdatahash" xmlns:w16se="http://schemas.microsoft.com/office/word/2015/wordml/symex" xmlns:wpg="http://schemas.microsoft.com/office/word/2010/wordprocessingGroup" xmlns:wpi="http://schemas.microsoft.com/office/word/2010/wordprocessingInk" xmlns:wne="http://schemas.microsoft.com/office/word/2006/wordml" xmlns:wps="http://schemas.microsoft.com/office/word/2010/wordprocessingShape" mc:Ignorable="w14 w15 w16se w16cid w16 w16cex w16sdtdh wp14">
+<w:numbering xmlns:wpc="http://schemas.microsoft.com/office/word/2010/wordprocessingCanvas" xmlns:cx="http://schemas.microsoft.com/office/drawing/2014/chartex" xmlns:cx1="http://schemas.microsoft.com/office/drawing/2015/9/8/chartex" xmlns:cx2="http://schemas.microsoft.com/office/drawing/2015/10/21/chartex" xmlns:cx3="http://schemas.microsoft.com/office/drawing/2016/5/9/chartex" xmlns:cx4="http://schemas.microsoft.com/office/drawing/2016/5/10/chartex" xmlns:cx5="http://schemas.microsoft.com/office/drawing/2016/5/11/chartex" xmlns:cx6="http://schemas.microsoft.com/office/drawing/2016/5/12/chartex" xmlns:cx7="http://schemas.microsoft.com/office/drawing/2016/5/13/chartex" xmlns:cx8="http://schemas.microsoft.com/office/drawing/2016/5/14/chartex" xmlns:mc="http://schemas.openxmlformats.org/markup-compatibility/2006" xmlns:aink="http://schemas.microsoft.com/office/drawing/2016/ink" xmlns:am3d="http://schemas.microsoft.com/office/drawing/2017/model3d" xmlns:o="urn:schemas-microsoft-com:office:office" xmlns:oel="http://schemas.microsoft.com/office/2019/extlst" xmlns:r="http://schemas.openxmlformats.org/officeDocument/2006/relationships" xmlns:m="http://schemas.openxmlformats.org/officeDocument/2006/math" xmlns:v="urn:schemas-microsoft-com:vml" xmlns:wp14="http://schemas.microsoft.com/office/word/2010/wordprocessingDrawing" xmlns:wp="http://schemas.openxmlformats.org/drawingml/2006/wordprocessingDrawing" xmlns:w10="urn:schemas-microsoft-com:office:word" xmlns:w="http://schemas.openxmlformats.org/wordprocessingml/2006/main" xmlns:w14="http://schemas.microsoft.com/office/word/2010/wordml" xmlns:w15="http://schemas.microsoft.com/office/word/2012/wordml" xmlns:w16cex="http://schemas.microsoft.com/office/word/2018/wordml/cex" xmlns:w16cid="http://schemas.microsoft.com/office/word/2016/wordml/cid" xmlns:w16="http://schemas.microsoft.com/office/word/2018/wordml" xmlns:w16sdtdh="http://schemas.microsoft.com/office/word/2020/wordml/sdtdatahash" xmlns:w16se="http://schemas.microsoft.com/office/word/2015/wordml/symex" xmlns:wpg="http://schemas.microsoft.com/office/word/2010/wordprocessingGroup" xmlns:wpi="http://schemas.microsoft.com/office/word/2010/wordprocessingInk" xmlns:wne="http://schemas.microsoft.com/office/word/2006/wordml" xmlns:wps="http://schemas.microsoft.com/office/word/2010/wordprocessingShape" mc:Ignorable="w14 w15 w16se w16cid w16 w16cex w16sdtdh wp14">
   <w:abstractNum w:abstractNumId="0" w15:restartNumberingAfterBreak="0">
     <w:nsid w:val="29EA1F9D"/>
     <w:multiLevelType w:val="hybridMultilevel"/>
@@ -883,7 +1046,7 @@
       </w:pPr>
     </w:lvl>
   </w:abstractNum>
-  <w:num w:numId="1">
+  <w:num w:numId="1" w16cid:durableId="811949612">
     <w:abstractNumId w:val="0"/>
   </w:num>
 </w:numbering>
@@ -1012,6 +1175,7 @@
     <w:lsdException w:name="HTML Sample" w:semiHidden="1" w:unhideWhenUsed="1"/>
     <w:lsdException w:name="HTML Typewriter" w:semiHidden="1" w:unhideWhenUsed="1"/>
     <w:lsdException w:name="HTML Variable" w:semiHidden="1" w:unhideWhenUsed="1"/>
+    <w:lsdException w:name="Normal Table" w:semiHidden="1" w:unhideWhenUsed="1"/>
     <w:lsdException w:name="annotation subject" w:semiHidden="1" w:unhideWhenUsed="1"/>
     <w:lsdException w:name="No List" w:semiHidden="1" w:unhideWhenUsed="1"/>
     <w:lsdException w:name="Outline List 1" w:semiHidden="1" w:unhideWhenUsed="1"/>
@@ -1054,8 +1218,11 @@
     <w:lsdException w:name="Table Contemporary" w:semiHidden="1" w:unhideWhenUsed="1"/>
     <w:lsdException w:name="Table Elegant" w:semiHidden="1" w:unhideWhenUsed="1"/>
     <w:lsdException w:name="Table Professional" w:semiHidden="1" w:unhideWhenUsed="1"/>
+    <w:lsdException w:name="Table Subtle 1" w:semiHidden="1" w:unhideWhenUsed="1"/>
     <w:lsdException w:name="Table Subtle 2" w:semiHidden="1" w:unhideWhenUsed="1"/>
     <w:lsdException w:name="Table Web 1" w:semiHidden="1" w:unhideWhenUsed="1"/>
+    <w:lsdException w:name="Table Web 2" w:semiHidden="1" w:unhideWhenUsed="1"/>
+    <w:lsdException w:name="Table Web 3" w:semiHidden="1" w:unhideWhenUsed="1"/>
     <w:lsdException w:name="Balloon Text" w:semiHidden="1" w:unhideWhenUsed="1"/>
     <w:lsdException w:name="Table Grid" w:uiPriority="39"/>
     <w:lsdException w:name="Table Theme" w:semiHidden="1" w:unhideWhenUsed="1"/>
